--- a/评价类.docx
+++ b/评价类.docx
@@ -414,7 +414,8 @@
           <w:p>
             <w:pPr>
               <w:rPr>
-                <w:rFonts w:hint="eastAsia"/>
+                <w:rFonts w:hint="eastAsia" w:eastAsiaTheme="minorEastAsia"/>
+                <w:lang w:eastAsia="zh-CN"/>
               </w:rPr>
             </w:pPr>
             <w:r>
@@ -422,6 +423,27 @@
                 <w:rFonts w:hint="eastAsia"/>
               </w:rPr>
               <w:t>轴承故障</w:t>
+            </w:r>
+            <w:r>
+              <w:rPr>
+                <w:rFonts w:hint="eastAsia"/>
+                <w:lang w:eastAsia="zh-CN"/>
+              </w:rPr>
+              <w:t>（</w:t>
+            </w:r>
+            <w:r>
+              <w:rPr>
+                <w:rFonts w:hint="eastAsia"/>
+                <w:lang w:val="en-US" w:eastAsia="zh-CN"/>
+              </w:rPr>
+              <w:t>占不同权重</w:t>
+            </w:r>
+            <w:r>
+              <w:rPr>
+                <w:rFonts w:hint="eastAsia"/>
+                <w:lang w:eastAsia="zh-CN"/>
+              </w:rPr>
+              <w:t>）</w:t>
             </w:r>
           </w:p>
         </w:tc>
@@ -1423,8 +1445,6 @@
               </w:rPr>
               <w:t>运行状态异常</w:t>
             </w:r>
-            <w:bookmarkStart w:id="1" w:name="_GoBack"/>
-            <w:bookmarkEnd w:id="1"/>
           </w:p>
         </w:tc>
         <w:tc>
@@ -1678,7 +1698,98 @@
       </w:tr>
       <w:bookmarkEnd w:id="0"/>
     </w:tbl>
-    <w:p/>
+    <w:p>
+      <w:pPr>
+        <w:rPr>
+          <w:rFonts w:hint="eastAsia"/>
+          <w:lang w:val="en-US" w:eastAsia="zh-CN"/>
+        </w:rPr>
+      </w:pPr>
+      <w:r>
+        <w:rPr>
+          <w:rFonts w:hint="eastAsia"/>
+          <w:lang w:val="en-US" w:eastAsia="zh-CN"/>
+        </w:rPr>
+        <w:t>配置文件（启动）</w:t>
+      </w:r>
+    </w:p>
+    <w:p>
+      <w:pPr>
+        <w:rPr>
+          <w:rFonts w:hint="default"/>
+          <w:lang w:val="en-US" w:eastAsia="zh-CN"/>
+        </w:rPr>
+      </w:pPr>
+      <w:r>
+        <w:rPr>
+          <w:rFonts w:hint="eastAsia"/>
+          <w:lang w:val="en-US" w:eastAsia="zh-CN"/>
+        </w:rPr>
+        <w:t>温度：阈值1，最大阈值；三区间，无影响，开始影响，直接报警</w:t>
+      </w:r>
+    </w:p>
+    <w:p>
+      <w:pPr>
+        <w:rPr>
+          <w:rFonts w:hint="eastAsia"/>
+          <w:lang w:val="en-US" w:eastAsia="zh-CN"/>
+        </w:rPr>
+      </w:pPr>
+      <w:r>
+        <w:rPr>
+          <w:rFonts w:hint="eastAsia"/>
+          <w:lang w:val="en-US" w:eastAsia="zh-CN"/>
+        </w:rPr>
+        <w:t>水浸：（1，0）</w:t>
+      </w:r>
+    </w:p>
+    <w:p>
+      <w:pPr>
+        <w:rPr>
+          <w:rFonts w:hint="eastAsia"/>
+          <w:lang w:val="en-US" w:eastAsia="zh-CN"/>
+        </w:rPr>
+      </w:pPr>
+      <w:r>
+        <w:rPr>
+          <w:rFonts w:hint="eastAsia"/>
+          <w:lang w:val="en-US" w:eastAsia="zh-CN"/>
+        </w:rPr>
+        <w:t>电机电流：（1，0）</w:t>
+      </w:r>
+    </w:p>
+    <w:p>
+      <w:pPr>
+        <w:rPr>
+          <w:rFonts w:hint="eastAsia"/>
+          <w:lang w:val="en-US" w:eastAsia="zh-CN"/>
+        </w:rPr>
+      </w:pPr>
+      <w:r>
+        <w:rPr>
+          <w:rFonts w:hint="eastAsia"/>
+          <w:lang w:val="en-US" w:eastAsia="zh-CN"/>
+        </w:rPr>
+        <w:t>噪声：rms</w:t>
+      </w:r>
+    </w:p>
+    <w:p>
+      <w:pPr>
+        <w:rPr>
+          <w:rFonts w:hint="default"/>
+          <w:lang w:val="en-US" w:eastAsia="zh-CN"/>
+        </w:rPr>
+      </w:pPr>
+      <w:r>
+        <w:rPr>
+          <w:rFonts w:hint="eastAsia"/>
+          <w:lang w:val="en-US" w:eastAsia="zh-CN"/>
+        </w:rPr>
+        <w:t>位移：</w:t>
+      </w:r>
+      <w:bookmarkStart w:id="1" w:name="_GoBack"/>
+      <w:bookmarkEnd w:id="1"/>
+    </w:p>
     <w:sectPr>
       <w:pgSz w:w="11906" w:h="16838"/>
       <w:pgMar w:top="1440" w:right="1800" w:bottom="1440" w:left="1800" w:header="851" w:footer="992" w:gutter="0"/>
